--- a/CloudTask_System_Architecture_and_Engineering_Specification.docx
+++ b/CloudTask_System_Architecture_and_Engineering_Specification.docx
@@ -554,12 +554,7 @@
         <w:spacing w:before="240" w:after="80"/>
       </w:pPr>
       <w:r>
-        <w:rPr>
-          <w:rFonts w:ascii="Calibri" w:hAnsi="Calibri"/>
-          <w:color w:val="0F172A"/>
-          <w:sz w:val="32"/>
-        </w:rPr>
-        <w:t>Chapter 13: Distributed Two-Tier Idempotency Mechanism</w:t>
+        <w:t>Chapter 13: Distributed Two-Tier Idempotency &amp; Active Duplicate Detection</w:t>
       </w:r>
     </w:p>
     <w:p>
@@ -567,13 +562,7 @@
         <w:spacing w:before="20" w:after="60" w:line="276" w:lineRule="auto"/>
       </w:pPr>
       <w:r>
-        <w:rPr>
-          <w:rFonts w:ascii="Calibri" w:hAnsi="Calibri"/>
-          <w:i w:val="0"/>
-          <w:color w:val="334155"/>
-          <w:sz w:val="19"/>
-        </w:rPr>
-        <w:t>Dual defense: Tier 1 ephemeral Redis mutex lock prevents concurrent in-flight execution; Tier 2 PostgreSQL unique constraints guarantee historical deduplication.</w:t>
+        <w:t>Dual defense: Tier 1 ephemeral Redis mutex lock prevents concurrent in-flight execution; Tier 2 PostgreSQL unique constraints guarantee historical deduplication. Active Duplicate Detection engine rejects active collisions (QUEUED, PENDING, RUNNING) with HTTP 409 Conflict, backed by pre-flight check and fleet scanner endpoints.</w:t>
       </w:r>
     </w:p>
     <w:p/>
@@ -944,13 +933,7 @@
         <w:spacing w:before="20" w:after="60" w:line="276" w:lineRule="auto"/>
       </w:pPr>
       <w:r>
-        <w:rPr>
-          <w:rFonts w:ascii="Calibri" w:hAnsi="Calibri"/>
-          <w:i w:val="0"/>
-          <w:color w:val="334155"/>
-          <w:sz w:val="19"/>
-        </w:rPr>
-        <w:t>Automated test suite validates authentication, state machine transitions, idempotency locks, DLQ redrive, CSV exports, and URL normalization across 13 passing suites.</w:t>
+        <w:t>Comprehensive testing pyramid with 20 automated unit and integration test suites passing green in under 14 seconds, verifying JWT security, duplicate rejection (HTTP 409), pre-flight checks, priority queue dispatch, and DLQ escalation.</w:t>
       </w:r>
     </w:p>
     <w:p/>
@@ -1002,13 +985,7 @@
         <w:spacing w:before="20" w:after="60" w:line="276" w:lineRule="auto"/>
       </w:pPr>
       <w:r>
-        <w:rPr>
-          <w:rFonts w:ascii="Calibri" w:hAnsi="Calibri"/>
-          <w:i w:val="0"/>
-          <w:color w:val="334155"/>
-          <w:sz w:val="19"/>
-        </w:rPr>
-        <w:t>Deployed live on Render with public dashboard (https://cloudtask-platform.onrender.com/dashboard), Swagger OpenAPI docs, live task dispatch, and CSV audit streaming.</w:t>
+        <w:t>Deployed live on Render with public dashboard (https://cloudtask-platform.onrender.com/dashboard), Swagger OpenAPI docs, real-time duplicate guard with inline pre-flight warnings, manual batch staging with priority execution (Start Process), clear history, and CSV audit streaming.</w:t>
       </w:r>
     </w:p>
     <w:p/>
@@ -1060,13 +1037,7 @@
         <w:spacing w:before="20" w:after="60" w:line="276" w:lineRule="auto"/>
       </w:pPr>
       <w:r>
-        <w:rPr>
-          <w:rFonts w:ascii="Calibri" w:hAnsi="Calibri"/>
-          <w:i w:val="0"/>
-          <w:color w:val="334155"/>
-          <w:sz w:val="19"/>
-        </w:rPr>
-        <w:t>Verification checklist certifies CloudTask meets production criteria across security, reliability, scale, and observability.</w:t>
+        <w:t>Verified production-ready with 20 passing automated test suites, zero message loss, active deduplication guards, and full cloud-native deployment. Version 1.3.0.</w:t>
       </w:r>
     </w:p>
     <w:p/>
